--- a/a7/build/out/u5/A7 Unit 5 Multi-Step Proportional Relationships - Review.docx
+++ b/a7/build/out/u5/A7 Unit 5 Multi-Step Proportional Relationships - Review.docx
@@ -524,7 +524,7 @@
                 <w:color w:val="1A1A1A"/>
                 <w:sz w:val="22"/>
               </w:rPr>
-              <w:t>A.  67°</w:t>
+              <w:t>A.  32.5°</w:t>
             </w:r>
           </w:p>
           <w:p>
@@ -549,7 +549,7 @@
                 <w:color w:val="1A1A1A"/>
                 <w:sz w:val="22"/>
               </w:rPr>
-              <w:t>B.  130°</w:t>
+              <w:t>B.  67°</w:t>
             </w:r>
           </w:p>
           <w:p>
@@ -574,7 +574,7 @@
                 <w:color w:val="1A1A1A"/>
                 <w:sz w:val="22"/>
               </w:rPr>
-              <w:t>C.  32.5°</w:t>
+              <w:t>C.  130°</w:t>
             </w:r>
           </w:p>
           <w:p>
@@ -1495,7 +1495,7 @@
                 <w:color w:val="1A1A1A"/>
                 <w:sz w:val="22"/>
               </w:rPr>
-              <w:t>A model boat is built at 1 : 25 and is 32 cm long. Find the real boat's length in metres.</w:t>
+              <w:t>A model boat is built at 1 : 25 and is 32 cm long. Find the real boat's length in meters.</w:t>
             </w:r>
           </w:p>
           <w:p>
@@ -1678,7 +1678,7 @@
                 <w:color w:val="1A1A1A"/>
                 <w:sz w:val="22"/>
               </w:rPr>
-              <w:t>Find the room's real area in square metres.</w:t>
+              <w:t>Find the room's real perimeter in meters.</w:t>
             </w:r>
           </w:p>
           <w:p>
@@ -1783,7 +1783,7 @@
                 <w:color w:val="1A1A1A"/>
                 <w:sz w:val="22"/>
               </w:rPr>
-              <w:t>1 in = 2.54 cm. How many centimetres is 14 in?</w:t>
+              <w:t>1 in = 2.54 cm. How many centimeters is 14 in?</w:t>
             </w:r>
           </w:p>
           <w:p>
@@ -1999,7 +1999,7 @@
                 <w:color w:val="1A1A1A"/>
                 <w:sz w:val="22"/>
               </w:rPr>
-              <w:t>1 yd = 3 ft, 1 ft = 12 in, 1 in = 2.54 cm. How many centimetres is 6 yd? Estimate first.</w:t>
+              <w:t>1 yd = 3 ft, 1 ft = 12 in, 1 in = 2.54 cm. How many centimeters is 6 yd? Estimate first.</w:t>
             </w:r>
           </w:p>
           <w:p>
@@ -2071,7 +2071,7 @@
                 <w:color w:val="1A1A1A"/>
                 <w:sz w:val="22"/>
               </w:rPr>
-              <w:t>Rate on 3 Nov: 1 US dollar = 0.92 euros.</w:t>
+              <w:t>Rate on Nov 3: 1 US dollar = 0.92 euros.</w:t>
             </w:r>
           </w:p>
           <w:p>
@@ -2445,7 +2445,7 @@
                 <w:color w:val="1A1A1A"/>
                 <w:sz w:val="22"/>
               </w:rPr>
-              <w:t>1 ft = 12 in. How many square inches is 8 ft</w:t>
+              <w:t>1 ft = 0.305 m. How many square meters is 8 ft</w:t>
             </w:r>
             <w:r>
               <w:rPr>
@@ -2464,12 +2464,12 @@
                 <w:color w:val="1A1A1A"/>
                 <w:sz w:val="22"/>
               </w:rPr>
-              <w:t>?</w:t>
+              <w:t>? (Round to two places.)</w:t>
             </w:r>
           </w:p>
           <w:p>
             <w:pPr>
-              <w:spacing w:after="864"/>
+              <w:spacing w:after="1008"/>
             </w:pPr>
           </w:p>
         </w:tc>
@@ -2536,7 +2536,7 @@
                 <w:color w:val="1A1A1A"/>
                 <w:sz w:val="22"/>
               </w:rPr>
-              <w:t>1 c = 8 fl oz and 1 c = 0.24 L. How many litres is 48 fl oz?</w:t>
+              <w:t>1 c = 8 fl oz and 1 c = 0.24 L. How many liters is 48 fl oz?</w:t>
             </w:r>
           </w:p>
           <w:p>
@@ -2608,7 +2608,7 @@
                 <w:color w:val="1A1A1A"/>
                 <w:sz w:val="22"/>
               </w:rPr>
-              <w:t>1 m = 100 cm. A desk is 1.5 m</w:t>
+              <w:t>1 m = 3.28 ft. A desk is 1.5 m</w:t>
             </w:r>
             <w:r>
               <w:rPr>
@@ -2627,7 +2627,7 @@
                 <w:color w:val="1A1A1A"/>
                 <w:sz w:val="22"/>
               </w:rPr>
-              <w:t xml:space="preserve"> in area. How many square centimetres is that?</w:t>
+              <w:t xml:space="preserve"> in area. Which is closest to its area in square feet?</w:t>
             </w:r>
           </w:p>
           <w:p>
@@ -2652,7 +2652,7 @@
                 <w:color w:val="1A1A1A"/>
                 <w:sz w:val="22"/>
               </w:rPr>
-              <w:t>A.  300 cm</w:t>
+              <w:t>A.  4.9 ft</w:t>
             </w:r>
             <w:r>
               <w:rPr>
@@ -2687,7 +2687,7 @@
                 <w:color w:val="1A1A1A"/>
                 <w:sz w:val="22"/>
               </w:rPr>
-              <w:t>B.  150 cm</w:t>
+              <w:t>B.  9.8 ft</w:t>
             </w:r>
             <w:r>
               <w:rPr>
@@ -2722,7 +2722,7 @@
                 <w:color w:val="1A1A1A"/>
                 <w:sz w:val="22"/>
               </w:rPr>
-              <w:t>C.  15,000 cm</w:t>
+              <w:t>C.  16.1 ft</w:t>
             </w:r>
             <w:r>
               <w:rPr>
@@ -2757,7 +2757,7 @@
                 <w:color w:val="1A1A1A"/>
                 <w:sz w:val="22"/>
               </w:rPr>
-              <w:t>D.  1,500 cm</w:t>
+              <w:t>D.  10.8 ft</w:t>
             </w:r>
             <w:r>
               <w:rPr>
@@ -2872,7 +2872,7 @@
                 <w:color w:val="1A1A1A"/>
                 <w:sz w:val="22"/>
               </w:rPr>
-              <w:t>A car does 29 miles per gallon and its tank holds 12 gal.</w:t>
+              <w:t>A car gets 29 miles per gallon and its tank holds 12 gal.</w:t>
             </w:r>
           </w:p>
           <w:p>
@@ -3194,7 +3194,7 @@
                 <w:color w:val="1A1A1A"/>
                 <w:sz w:val="22"/>
               </w:rPr>
-              <w:t>Paint is mixed 1 : 2 : 5. A batch uses 10 gal of the third colour. How many gallons is the whole batch?</w:t>
+              <w:t>Paint is mixed 1 : 2 : 5. A batch uses 10 gal of the third color. How many gallons is the whole batch?</w:t>
             </w:r>
           </w:p>
           <w:p>

--- a/a7/build/out/u5/A7 Unit 5 Multi-Step Proportional Relationships - Review.docx
+++ b/a7/build/out/u5/A7 Unit 5 Multi-Step Proportional Relationships - Review.docx
@@ -427,7 +427,50 @@
                 <w:color w:val="1A1A1A"/>
                 <w:sz w:val="22"/>
               </w:rPr>
-              <w:t>A scale copy is made at k = 1.5. A side of the original is 6 cm. Find the matching side of the copy.</w:t>
+              <w:t xml:space="preserve">A scale copy is made at </w:t>
+            </w:r>
+            <w:r>
+              <w:drawing>
+                <wp:inline xmlns:a="http://schemas.openxmlformats.org/drawingml/2006/main" xmlns:pic="http://schemas.openxmlformats.org/drawingml/2006/picture">
+                  <wp:extent cx="429768" cy="118872"/>
+                  <wp:docPr id="1" name="Picture 1"/>
+                  <wp:cNvGraphicFramePr>
+                    <a:graphicFrameLocks noChangeAspect="1"/>
+                  </wp:cNvGraphicFramePr>
+                  <a:graphic>
+                    <a:graphicData uri="http://schemas.openxmlformats.org/drawingml/2006/picture">
+                      <pic:pic>
+                        <pic:nvPicPr>
+                          <pic:cNvPr id="0" name="65ea15e34c4c0edb.png"/>
+                          <pic:cNvPicPr/>
+                        </pic:nvPicPr>
+                        <pic:blipFill>
+                          <a:blip r:embed="rId9"/>
+                          <a:stretch>
+                            <a:fillRect/>
+                          </a:stretch>
+                        </pic:blipFill>
+                        <pic:spPr>
+                          <a:xfrm>
+                            <a:off x="0" y="0"/>
+                            <a:ext cx="429768" cy="118872"/>
+                          </a:xfrm>
+                          <a:prstGeom prst="rect"/>
+                        </pic:spPr>
+                      </pic:pic>
+                    </a:graphicData>
+                  </a:graphic>
+                </wp:inline>
+              </w:drawing>
+            </w:r>
+            <w:r>
+              <w:rPr>
+                <w:b w:val="0"/>
+                <w:i w:val="0"/>
+                <w:color w:val="1A1A1A"/>
+                <w:sz w:val="22"/>
+              </w:rPr>
+              <w:t>. A side of the original is 6 cm. Find the matching side of the copy.</w:t>
             </w:r>
           </w:p>
           <w:p>
@@ -499,7 +542,50 @@
                 <w:color w:val="1A1A1A"/>
                 <w:sz w:val="22"/>
               </w:rPr>
-              <w:t>A drawing has a 65° angle. Its scale copy is made at k = 2. What is the matching angle in the copy?</w:t>
+              <w:t xml:space="preserve">A drawing has a 65° angle. Its scale copy is made at </w:t>
+            </w:r>
+            <w:r>
+              <w:drawing>
+                <wp:inline xmlns:a="http://schemas.openxmlformats.org/drawingml/2006/main" xmlns:pic="http://schemas.openxmlformats.org/drawingml/2006/picture">
+                  <wp:extent cx="310896" cy="118872"/>
+                  <wp:docPr id="2" name="Picture 2"/>
+                  <wp:cNvGraphicFramePr>
+                    <a:graphicFrameLocks noChangeAspect="1"/>
+                  </wp:cNvGraphicFramePr>
+                  <a:graphic>
+                    <a:graphicData uri="http://schemas.openxmlformats.org/drawingml/2006/picture">
+                      <pic:pic>
+                        <pic:nvPicPr>
+                          <pic:cNvPr id="0" name="66a46555facf6d90.png"/>
+                          <pic:cNvPicPr/>
+                        </pic:nvPicPr>
+                        <pic:blipFill>
+                          <a:blip r:embed="rId10"/>
+                          <a:stretch>
+                            <a:fillRect/>
+                          </a:stretch>
+                        </pic:blipFill>
+                        <pic:spPr>
+                          <a:xfrm>
+                            <a:off x="0" y="0"/>
+                            <a:ext cx="310896" cy="118872"/>
+                          </a:xfrm>
+                          <a:prstGeom prst="rect"/>
+                        </pic:spPr>
+                      </pic:pic>
+                    </a:graphicData>
+                  </a:graphic>
+                </wp:inline>
+              </w:drawing>
+            </w:r>
+            <w:r>
+              <w:rPr>
+                <w:b w:val="0"/>
+                <w:i w:val="0"/>
+                <w:color w:val="1A1A1A"/>
+                <w:sz w:val="22"/>
+              </w:rPr>
+              <w:t>. What is the matching angle in the copy?</w:t>
             </w:r>
           </w:p>
           <w:p>
@@ -671,7 +757,50 @@
                 <w:color w:val="1A1A1A"/>
                 <w:sz w:val="22"/>
               </w:rPr>
-              <w:t>A map is drawn at 1 cm : 30 km. Two towns are 4.5 cm apart on it. How far apart are they?</w:t>
+              <w:t xml:space="preserve">A map is drawn at </w:t>
+            </w:r>
+            <w:r>
+              <w:drawing>
+                <wp:inline xmlns:a="http://schemas.openxmlformats.org/drawingml/2006/main" xmlns:pic="http://schemas.openxmlformats.org/drawingml/2006/picture">
+                  <wp:extent cx="774192" cy="118872"/>
+                  <wp:docPr id="3" name="Picture 3"/>
+                  <wp:cNvGraphicFramePr>
+                    <a:graphicFrameLocks noChangeAspect="1"/>
+                  </wp:cNvGraphicFramePr>
+                  <a:graphic>
+                    <a:graphicData uri="http://schemas.openxmlformats.org/drawingml/2006/picture">
+                      <pic:pic>
+                        <pic:nvPicPr>
+                          <pic:cNvPr id="0" name="473cbde3a15b95e1.png"/>
+                          <pic:cNvPicPr/>
+                        </pic:nvPicPr>
+                        <pic:blipFill>
+                          <a:blip r:embed="rId11"/>
+                          <a:stretch>
+                            <a:fillRect/>
+                          </a:stretch>
+                        </pic:blipFill>
+                        <pic:spPr>
+                          <a:xfrm>
+                            <a:off x="0" y="0"/>
+                            <a:ext cx="774192" cy="118872"/>
+                          </a:xfrm>
+                          <a:prstGeom prst="rect"/>
+                        </pic:spPr>
+                      </pic:pic>
+                    </a:graphicData>
+                  </a:graphic>
+                </wp:inline>
+              </w:drawing>
+            </w:r>
+            <w:r>
+              <w:rPr>
+                <w:b w:val="0"/>
+                <w:i w:val="0"/>
+                <w:color w:val="1A1A1A"/>
+                <w:sz w:val="22"/>
+              </w:rPr>
+              <w:t>. Two towns are 4.5 cm apart on it. How far apart are they?</w:t>
             </w:r>
           </w:p>
           <w:p>
@@ -776,7 +905,50 @@
                 <w:color w:val="1A1A1A"/>
                 <w:sz w:val="22"/>
               </w:rPr>
-              <w:t>A figure with perimeter 16 cm is scaled by k = 2.5. Find the copy's perimeter.</w:t>
+              <w:t xml:space="preserve">A figure with perimeter 16 cm is scaled by </w:t>
+            </w:r>
+            <w:r>
+              <w:drawing>
+                <wp:inline xmlns:a="http://schemas.openxmlformats.org/drawingml/2006/main" xmlns:pic="http://schemas.openxmlformats.org/drawingml/2006/picture">
+                  <wp:extent cx="429768" cy="118872"/>
+                  <wp:docPr id="4" name="Picture 4"/>
+                  <wp:cNvGraphicFramePr>
+                    <a:graphicFrameLocks noChangeAspect="1"/>
+                  </wp:cNvGraphicFramePr>
+                  <a:graphic>
+                    <a:graphicData uri="http://schemas.openxmlformats.org/drawingml/2006/picture">
+                      <pic:pic>
+                        <pic:nvPicPr>
+                          <pic:cNvPr id="0" name="2c5ff623f3ebf612.png"/>
+                          <pic:cNvPicPr/>
+                        </pic:nvPicPr>
+                        <pic:blipFill>
+                          <a:blip r:embed="rId12"/>
+                          <a:stretch>
+                            <a:fillRect/>
+                          </a:stretch>
+                        </pic:blipFill>
+                        <pic:spPr>
+                          <a:xfrm>
+                            <a:off x="0" y="0"/>
+                            <a:ext cx="429768" cy="118872"/>
+                          </a:xfrm>
+                          <a:prstGeom prst="rect"/>
+                        </pic:spPr>
+                      </pic:pic>
+                    </a:graphicData>
+                  </a:graphic>
+                </wp:inline>
+              </w:drawing>
+            </w:r>
+            <w:r>
+              <w:rPr>
+                <w:b w:val="0"/>
+                <w:i w:val="0"/>
+                <w:color w:val="1A1A1A"/>
+                <w:sz w:val="22"/>
+              </w:rPr>
+              <w:t>. Find the copy's perimeter.</w:t>
             </w:r>
           </w:p>
           <w:p>
@@ -848,17 +1020,41 @@
                 <w:color w:val="1A1A1A"/>
                 <w:sz w:val="22"/>
               </w:rPr>
-              <w:t>A figure with area 9 cm</w:t>
+              <w:t xml:space="preserve">A figure with area </w:t>
             </w:r>
             <w:r>
-              <w:rPr>
-                <w:b w:val="0"/>
-                <w:i w:val="0"/>
-                <w:color w:val="1A1A1A"/>
-                <w:sz w:val="22"/>
-                <w:vertAlign w:val="superscript"/>
-              </w:rPr>
-              <w:t>2</w:t>
+              <w:drawing>
+                <wp:inline xmlns:a="http://schemas.openxmlformats.org/drawingml/2006/main" xmlns:pic="http://schemas.openxmlformats.org/drawingml/2006/picture">
+                  <wp:extent cx="356616" cy="146304"/>
+                  <wp:docPr id="5" name="Picture 5"/>
+                  <wp:cNvGraphicFramePr>
+                    <a:graphicFrameLocks noChangeAspect="1"/>
+                  </wp:cNvGraphicFramePr>
+                  <a:graphic>
+                    <a:graphicData uri="http://schemas.openxmlformats.org/drawingml/2006/picture">
+                      <pic:pic>
+                        <pic:nvPicPr>
+                          <pic:cNvPr id="0" name="c06c81a32f4ff1c9.png"/>
+                          <pic:cNvPicPr/>
+                        </pic:nvPicPr>
+                        <pic:blipFill>
+                          <a:blip r:embed="rId13"/>
+                          <a:stretch>
+                            <a:fillRect/>
+                          </a:stretch>
+                        </pic:blipFill>
+                        <pic:spPr>
+                          <a:xfrm>
+                            <a:off x="0" y="0"/>
+                            <a:ext cx="356616" cy="146304"/>
+                          </a:xfrm>
+                          <a:prstGeom prst="rect"/>
+                        </pic:spPr>
+                      </pic:pic>
+                    </a:graphicData>
+                  </a:graphic>
+                </wp:inline>
+              </w:drawing>
             </w:r>
             <w:r>
               <w:rPr>
@@ -867,7 +1063,50 @@
                 <w:color w:val="1A1A1A"/>
                 <w:sz w:val="22"/>
               </w:rPr>
-              <w:t xml:space="preserve"> is scaled by k = 2.5. Find the copy's area.</w:t>
+              <w:t xml:space="preserve"> is scaled by </w:t>
+            </w:r>
+            <w:r>
+              <w:drawing>
+                <wp:inline xmlns:a="http://schemas.openxmlformats.org/drawingml/2006/main" xmlns:pic="http://schemas.openxmlformats.org/drawingml/2006/picture">
+                  <wp:extent cx="429768" cy="118872"/>
+                  <wp:docPr id="6" name="Picture 6"/>
+                  <wp:cNvGraphicFramePr>
+                    <a:graphicFrameLocks noChangeAspect="1"/>
+                  </wp:cNvGraphicFramePr>
+                  <a:graphic>
+                    <a:graphicData uri="http://schemas.openxmlformats.org/drawingml/2006/picture">
+                      <pic:pic>
+                        <pic:nvPicPr>
+                          <pic:cNvPr id="0" name="2c5ff623f3ebf612.png"/>
+                          <pic:cNvPicPr/>
+                        </pic:nvPicPr>
+                        <pic:blipFill>
+                          <a:blip r:embed="rId12"/>
+                          <a:stretch>
+                            <a:fillRect/>
+                          </a:stretch>
+                        </pic:blipFill>
+                        <pic:spPr>
+                          <a:xfrm>
+                            <a:off x="0" y="0"/>
+                            <a:ext cx="429768" cy="118872"/>
+                          </a:xfrm>
+                          <a:prstGeom prst="rect"/>
+                        </pic:spPr>
+                      </pic:pic>
+                    </a:graphicData>
+                  </a:graphic>
+                </wp:inline>
+              </w:drawing>
+            </w:r>
+            <w:r>
+              <w:rPr>
+                <w:b w:val="0"/>
+                <w:i w:val="0"/>
+                <w:color w:val="1A1A1A"/>
+                <w:sz w:val="22"/>
+              </w:rPr>
+              <w:t>. Find the copy's area.</w:t>
             </w:r>
           </w:p>
           <w:p>
@@ -939,7 +1178,50 @@
                 <w:color w:val="1A1A1A"/>
                 <w:sz w:val="22"/>
               </w:rPr>
-              <w:t>A 4 cm by 6 cm rectangle is scaled by k = ½.</w:t>
+              <w:t xml:space="preserve">A 4 cm by 6 cm rectangle is scaled by </w:t>
+            </w:r>
+            <w:r>
+              <w:drawing>
+                <wp:inline xmlns:a="http://schemas.openxmlformats.org/drawingml/2006/main" xmlns:pic="http://schemas.openxmlformats.org/drawingml/2006/picture">
+                  <wp:extent cx="295656" cy="213360"/>
+                  <wp:docPr id="7" name="Picture 7"/>
+                  <wp:cNvGraphicFramePr>
+                    <a:graphicFrameLocks noChangeAspect="1"/>
+                  </wp:cNvGraphicFramePr>
+                  <a:graphic>
+                    <a:graphicData uri="http://schemas.openxmlformats.org/drawingml/2006/picture">
+                      <pic:pic>
+                        <pic:nvPicPr>
+                          <pic:cNvPr id="0" name="4c16c08f73accb3b.png"/>
+                          <pic:cNvPicPr/>
+                        </pic:nvPicPr>
+                        <pic:blipFill>
+                          <a:blip r:embed="rId14"/>
+                          <a:stretch>
+                            <a:fillRect/>
+                          </a:stretch>
+                        </pic:blipFill>
+                        <pic:spPr>
+                          <a:xfrm>
+                            <a:off x="0" y="0"/>
+                            <a:ext cx="295656" cy="213360"/>
+                          </a:xfrm>
+                          <a:prstGeom prst="rect"/>
+                        </pic:spPr>
+                      </pic:pic>
+                    </a:graphicData>
+                  </a:graphic>
+                </wp:inline>
+              </w:drawing>
+            </w:r>
+            <w:r>
+              <w:rPr>
+                <w:b w:val="0"/>
+                <w:i w:val="0"/>
+                <w:color w:val="1A1A1A"/>
+                <w:sz w:val="22"/>
+              </w:rPr>
+              <w:t>.</w:t>
             </w:r>
           </w:p>
           <w:p>
@@ -1064,17 +1346,41 @@
                 <w:color w:val="1A1A1A"/>
                 <w:sz w:val="22"/>
               </w:rPr>
-              <w:t>A figure has area 10 cm</w:t>
+              <w:t xml:space="preserve">A figure has area </w:t>
             </w:r>
             <w:r>
-              <w:rPr>
-                <w:b w:val="0"/>
-                <w:i w:val="0"/>
-                <w:color w:val="1A1A1A"/>
-                <w:sz w:val="22"/>
-                <w:vertAlign w:val="superscript"/>
-              </w:rPr>
-              <w:t>2</w:t>
+              <w:drawing>
+                <wp:inline xmlns:a="http://schemas.openxmlformats.org/drawingml/2006/main" xmlns:pic="http://schemas.openxmlformats.org/drawingml/2006/picture">
+                  <wp:extent cx="423672" cy="143256"/>
+                  <wp:docPr id="8" name="Picture 8"/>
+                  <wp:cNvGraphicFramePr>
+                    <a:graphicFrameLocks noChangeAspect="1"/>
+                  </wp:cNvGraphicFramePr>
+                  <a:graphic>
+                    <a:graphicData uri="http://schemas.openxmlformats.org/drawingml/2006/picture">
+                      <pic:pic>
+                        <pic:nvPicPr>
+                          <pic:cNvPr id="0" name="62e20b5d2e5fab2f.png"/>
+                          <pic:cNvPicPr/>
+                        </pic:nvPicPr>
+                        <pic:blipFill>
+                          <a:blip r:embed="rId15"/>
+                          <a:stretch>
+                            <a:fillRect/>
+                          </a:stretch>
+                        </pic:blipFill>
+                        <pic:spPr>
+                          <a:xfrm>
+                            <a:off x="0" y="0"/>
+                            <a:ext cx="423672" cy="143256"/>
+                          </a:xfrm>
+                          <a:prstGeom prst="rect"/>
+                        </pic:spPr>
+                      </pic:pic>
+                    </a:graphicData>
+                  </a:graphic>
+                </wp:inline>
+              </w:drawing>
             </w:r>
             <w:r>
               <w:rPr>
@@ -1083,17 +1389,41 @@
                 <w:color w:val="1A1A1A"/>
                 <w:sz w:val="22"/>
               </w:rPr>
-              <w:t xml:space="preserve"> and its scale copy has area 160 cm</w:t>
+              <w:t xml:space="preserve"> and its scale copy has area </w:t>
             </w:r>
             <w:r>
-              <w:rPr>
-                <w:b w:val="0"/>
-                <w:i w:val="0"/>
-                <w:color w:val="1A1A1A"/>
-                <w:sz w:val="22"/>
-                <w:vertAlign w:val="superscript"/>
-              </w:rPr>
-              <w:t>2</w:t>
+              <w:drawing>
+                <wp:inline xmlns:a="http://schemas.openxmlformats.org/drawingml/2006/main" xmlns:pic="http://schemas.openxmlformats.org/drawingml/2006/picture">
+                  <wp:extent cx="505968" cy="143256"/>
+                  <wp:docPr id="9" name="Picture 9"/>
+                  <wp:cNvGraphicFramePr>
+                    <a:graphicFrameLocks noChangeAspect="1"/>
+                  </wp:cNvGraphicFramePr>
+                  <a:graphic>
+                    <a:graphicData uri="http://schemas.openxmlformats.org/drawingml/2006/picture">
+                      <pic:pic>
+                        <pic:nvPicPr>
+                          <pic:cNvPr id="0" name="91ecc55339e878ac.png"/>
+                          <pic:cNvPicPr/>
+                        </pic:nvPicPr>
+                        <pic:blipFill>
+                          <a:blip r:embed="rId16"/>
+                          <a:stretch>
+                            <a:fillRect/>
+                          </a:stretch>
+                        </pic:blipFill>
+                        <pic:spPr>
+                          <a:xfrm>
+                            <a:off x="0" y="0"/>
+                            <a:ext cx="505968" cy="143256"/>
+                          </a:xfrm>
+                          <a:prstGeom prst="rect"/>
+                        </pic:spPr>
+                      </pic:pic>
+                    </a:graphicData>
+                  </a:graphic>
+                </wp:inline>
+              </w:drawing>
             </w:r>
             <w:r>
               <w:rPr>
@@ -1102,7 +1432,50 @@
                 <w:color w:val="1A1A1A"/>
                 <w:sz w:val="22"/>
               </w:rPr>
-              <w:t>. Find k.</w:t>
+              <w:t xml:space="preserve">. Find </w:t>
+            </w:r>
+            <w:r>
+              <w:drawing>
+                <wp:inline xmlns:a="http://schemas.openxmlformats.org/drawingml/2006/main" xmlns:pic="http://schemas.openxmlformats.org/drawingml/2006/picture">
+                  <wp:extent cx="76200" cy="118872"/>
+                  <wp:docPr id="10" name="Picture 10"/>
+                  <wp:cNvGraphicFramePr>
+                    <a:graphicFrameLocks noChangeAspect="1"/>
+                  </wp:cNvGraphicFramePr>
+                  <a:graphic>
+                    <a:graphicData uri="http://schemas.openxmlformats.org/drawingml/2006/picture">
+                      <pic:pic>
+                        <pic:nvPicPr>
+                          <pic:cNvPr id="0" name="8a5d661a65b81196.png"/>
+                          <pic:cNvPicPr/>
+                        </pic:nvPicPr>
+                        <pic:blipFill>
+                          <a:blip r:embed="rId17"/>
+                          <a:stretch>
+                            <a:fillRect/>
+                          </a:stretch>
+                        </pic:blipFill>
+                        <pic:spPr>
+                          <a:xfrm>
+                            <a:off x="0" y="0"/>
+                            <a:ext cx="76200" cy="118872"/>
+                          </a:xfrm>
+                          <a:prstGeom prst="rect"/>
+                        </pic:spPr>
+                      </pic:pic>
+                    </a:graphicData>
+                  </a:graphic>
+                </wp:inline>
+              </w:drawing>
+            </w:r>
+            <w:r>
+              <w:rPr>
+                <w:b w:val="0"/>
+                <w:i w:val="0"/>
+                <w:color w:val="1A1A1A"/>
+                <w:sz w:val="22"/>
+              </w:rPr>
+              <w:t>.</w:t>
             </w:r>
           </w:p>
           <w:p>
@@ -1351,7 +1724,50 @@
                 <w:color w:val="1A1A1A"/>
                 <w:sz w:val="22"/>
               </w:rPr>
-              <w:t>A plan is drawn at ½ in : 1 ft. A wall is 7.5 in long on it. Find the real length.</w:t>
+              <w:t xml:space="preserve">A plan is drawn at </w:t>
+            </w:r>
+            <w:r>
+              <w:drawing>
+                <wp:inline xmlns:a="http://schemas.openxmlformats.org/drawingml/2006/main" xmlns:pic="http://schemas.openxmlformats.org/drawingml/2006/picture">
+                  <wp:extent cx="521207" cy="213360"/>
+                  <wp:docPr id="11" name="Picture 11"/>
+                  <wp:cNvGraphicFramePr>
+                    <a:graphicFrameLocks noChangeAspect="1"/>
+                  </wp:cNvGraphicFramePr>
+                  <a:graphic>
+                    <a:graphicData uri="http://schemas.openxmlformats.org/drawingml/2006/picture">
+                      <pic:pic>
+                        <pic:nvPicPr>
+                          <pic:cNvPr id="0" name="edd1bb0d1f26d50d.png"/>
+                          <pic:cNvPicPr/>
+                        </pic:nvPicPr>
+                        <pic:blipFill>
+                          <a:blip r:embed="rId18"/>
+                          <a:stretch>
+                            <a:fillRect/>
+                          </a:stretch>
+                        </pic:blipFill>
+                        <pic:spPr>
+                          <a:xfrm>
+                            <a:off x="0" y="0"/>
+                            <a:ext cx="521207" cy="213360"/>
+                          </a:xfrm>
+                          <a:prstGeom prst="rect"/>
+                        </pic:spPr>
+                      </pic:pic>
+                    </a:graphicData>
+                  </a:graphic>
+                </wp:inline>
+              </w:drawing>
+            </w:r>
+            <w:r>
+              <w:rPr>
+                <w:b w:val="0"/>
+                <w:i w:val="0"/>
+                <w:color w:val="1A1A1A"/>
+                <w:sz w:val="22"/>
+              </w:rPr>
+              <w:t>. A wall is 7.5 in long on it. Find the real length.</w:t>
             </w:r>
           </w:p>
           <w:p>
@@ -1423,7 +1839,50 @@
                 <w:color w:val="1A1A1A"/>
                 <w:sz w:val="22"/>
               </w:rPr>
-              <w:t>A plan is drawn at 1 in : 6 ft. A real wall is 21 ft long. Find its length on the plan.</w:t>
+              <w:t xml:space="preserve">A plan is drawn at </w:t>
+            </w:r>
+            <w:r>
+              <w:drawing>
+                <wp:inline xmlns:a="http://schemas.openxmlformats.org/drawingml/2006/main" xmlns:pic="http://schemas.openxmlformats.org/drawingml/2006/picture">
+                  <wp:extent cx="505968" cy="118872"/>
+                  <wp:docPr id="12" name="Picture 12"/>
+                  <wp:cNvGraphicFramePr>
+                    <a:graphicFrameLocks noChangeAspect="1"/>
+                  </wp:cNvGraphicFramePr>
+                  <a:graphic>
+                    <a:graphicData uri="http://schemas.openxmlformats.org/drawingml/2006/picture">
+                      <pic:pic>
+                        <pic:nvPicPr>
+                          <pic:cNvPr id="0" name="8de5fbfced5a0a18.png"/>
+                          <pic:cNvPicPr/>
+                        </pic:nvPicPr>
+                        <pic:blipFill>
+                          <a:blip r:embed="rId19"/>
+                          <a:stretch>
+                            <a:fillRect/>
+                          </a:stretch>
+                        </pic:blipFill>
+                        <pic:spPr>
+                          <a:xfrm>
+                            <a:off x="0" y="0"/>
+                            <a:ext cx="505968" cy="118872"/>
+                          </a:xfrm>
+                          <a:prstGeom prst="rect"/>
+                        </pic:spPr>
+                      </pic:pic>
+                    </a:graphicData>
+                  </a:graphic>
+                </wp:inline>
+              </w:drawing>
+            </w:r>
+            <w:r>
+              <w:rPr>
+                <w:b w:val="0"/>
+                <w:i w:val="0"/>
+                <w:color w:val="1A1A1A"/>
+                <w:sz w:val="22"/>
+              </w:rPr>
+              <w:t>. A real wall is 21 ft long. Find its length on the plan.</w:t>
             </w:r>
           </w:p>
           <w:p>
@@ -1495,7 +1954,50 @@
                 <w:color w:val="1A1A1A"/>
                 <w:sz w:val="22"/>
               </w:rPr>
-              <w:t>A model boat is built at 1 : 25 and is 32 cm long. Find the real boat's length in meters.</w:t>
+              <w:t xml:space="preserve">A model boat is built at </w:t>
+            </w:r>
+            <w:r>
+              <w:drawing>
+                <wp:inline xmlns:a="http://schemas.openxmlformats.org/drawingml/2006/main" xmlns:pic="http://schemas.openxmlformats.org/drawingml/2006/picture">
+                  <wp:extent cx="310896" cy="118872"/>
+                  <wp:docPr id="13" name="Picture 13"/>
+                  <wp:cNvGraphicFramePr>
+                    <a:graphicFrameLocks noChangeAspect="1"/>
+                  </wp:cNvGraphicFramePr>
+                  <a:graphic>
+                    <a:graphicData uri="http://schemas.openxmlformats.org/drawingml/2006/picture">
+                      <pic:pic>
+                        <pic:nvPicPr>
+                          <pic:cNvPr id="0" name="2517a28dd5ab0352.png"/>
+                          <pic:cNvPicPr/>
+                        </pic:nvPicPr>
+                        <pic:blipFill>
+                          <a:blip r:embed="rId20"/>
+                          <a:stretch>
+                            <a:fillRect/>
+                          </a:stretch>
+                        </pic:blipFill>
+                        <pic:spPr>
+                          <a:xfrm>
+                            <a:off x="0" y="0"/>
+                            <a:ext cx="310896" cy="118872"/>
+                          </a:xfrm>
+                          <a:prstGeom prst="rect"/>
+                        </pic:spPr>
+                      </pic:pic>
+                    </a:graphicData>
+                  </a:graphic>
+                </wp:inline>
+              </w:drawing>
+            </w:r>
+            <w:r>
+              <w:rPr>
+                <w:b w:val="0"/>
+                <w:i w:val="0"/>
+                <w:color w:val="1A1A1A"/>
+                <w:sz w:val="22"/>
+              </w:rPr>
+              <w:t xml:space="preserve"> and is 32 cm long. Find the real boat's length in meters.</w:t>
             </w:r>
           </w:p>
           <w:p>
@@ -1567,7 +2069,93 @@
                 <w:color w:val="1A1A1A"/>
                 <w:sz w:val="22"/>
               </w:rPr>
-              <w:t>Every part below is about one floor plan drawn at ¼ in : 1 ft, on which a room is 3 in by 4 in. 1 ft = 0.305 m.</w:t>
+              <w:t xml:space="preserve">Every part below is about one floor plan drawn at </w:t>
+            </w:r>
+            <w:r>
+              <w:drawing>
+                <wp:inline xmlns:a="http://schemas.openxmlformats.org/drawingml/2006/main" xmlns:pic="http://schemas.openxmlformats.org/drawingml/2006/picture">
+                  <wp:extent cx="521207" cy="213360"/>
+                  <wp:docPr id="14" name="Picture 14"/>
+                  <wp:cNvGraphicFramePr>
+                    <a:graphicFrameLocks noChangeAspect="1"/>
+                  </wp:cNvGraphicFramePr>
+                  <a:graphic>
+                    <a:graphicData uri="http://schemas.openxmlformats.org/drawingml/2006/picture">
+                      <pic:pic>
+                        <pic:nvPicPr>
+                          <pic:cNvPr id="0" name="e8465da90a0af75d.png"/>
+                          <pic:cNvPicPr/>
+                        </pic:nvPicPr>
+                        <pic:blipFill>
+                          <a:blip r:embed="rId21"/>
+                          <a:stretch>
+                            <a:fillRect/>
+                          </a:stretch>
+                        </pic:blipFill>
+                        <pic:spPr>
+                          <a:xfrm>
+                            <a:off x="0" y="0"/>
+                            <a:ext cx="521207" cy="213360"/>
+                          </a:xfrm>
+                          <a:prstGeom prst="rect"/>
+                        </pic:spPr>
+                      </pic:pic>
+                    </a:graphicData>
+                  </a:graphic>
+                </wp:inline>
+              </w:drawing>
+            </w:r>
+            <w:r>
+              <w:rPr>
+                <w:b w:val="0"/>
+                <w:i w:val="0"/>
+                <w:color w:val="1A1A1A"/>
+                <w:sz w:val="22"/>
+              </w:rPr>
+              <w:t xml:space="preserve">, on which a room is 3 in by 4 in. </w:t>
+            </w:r>
+            <w:r>
+              <w:drawing>
+                <wp:inline xmlns:a="http://schemas.openxmlformats.org/drawingml/2006/main" xmlns:pic="http://schemas.openxmlformats.org/drawingml/2006/picture">
+                  <wp:extent cx="862584" cy="118872"/>
+                  <wp:docPr id="15" name="Picture 15"/>
+                  <wp:cNvGraphicFramePr>
+                    <a:graphicFrameLocks noChangeAspect="1"/>
+                  </wp:cNvGraphicFramePr>
+                  <a:graphic>
+                    <a:graphicData uri="http://schemas.openxmlformats.org/drawingml/2006/picture">
+                      <pic:pic>
+                        <pic:nvPicPr>
+                          <pic:cNvPr id="0" name="88e6ad97f375f5ea.png"/>
+                          <pic:cNvPicPr/>
+                        </pic:nvPicPr>
+                        <pic:blipFill>
+                          <a:blip r:embed="rId22"/>
+                          <a:stretch>
+                            <a:fillRect/>
+                          </a:stretch>
+                        </pic:blipFill>
+                        <pic:spPr>
+                          <a:xfrm>
+                            <a:off x="0" y="0"/>
+                            <a:ext cx="862584" cy="118872"/>
+                          </a:xfrm>
+                          <a:prstGeom prst="rect"/>
+                        </pic:spPr>
+                      </pic:pic>
+                    </a:graphicData>
+                  </a:graphic>
+                </wp:inline>
+              </w:drawing>
+            </w:r>
+            <w:r>
+              <w:rPr>
+                <w:b w:val="0"/>
+                <w:i w:val="0"/>
+                <w:color w:val="1A1A1A"/>
+                <w:sz w:val="22"/>
+              </w:rPr>
+              <w:t>.</w:t>
             </w:r>
           </w:p>
           <w:p>
@@ -1777,13 +2365,47 @@
               <w:t xml:space="preserve">16.   </w:t>
             </w:r>
             <w:r>
+              <w:drawing>
+                <wp:inline xmlns:a="http://schemas.openxmlformats.org/drawingml/2006/main" xmlns:pic="http://schemas.openxmlformats.org/drawingml/2006/picture">
+                  <wp:extent cx="880872" cy="118872"/>
+                  <wp:docPr id="16" name="Picture 16"/>
+                  <wp:cNvGraphicFramePr>
+                    <a:graphicFrameLocks noChangeAspect="1"/>
+                  </wp:cNvGraphicFramePr>
+                  <a:graphic>
+                    <a:graphicData uri="http://schemas.openxmlformats.org/drawingml/2006/picture">
+                      <pic:pic>
+                        <pic:nvPicPr>
+                          <pic:cNvPr id="0" name="3f7b1ea0b6e117e9.png"/>
+                          <pic:cNvPicPr/>
+                        </pic:nvPicPr>
+                        <pic:blipFill>
+                          <a:blip r:embed="rId23"/>
+                          <a:stretch>
+                            <a:fillRect/>
+                          </a:stretch>
+                        </pic:blipFill>
+                        <pic:spPr>
+                          <a:xfrm>
+                            <a:off x="0" y="0"/>
+                            <a:ext cx="880872" cy="118872"/>
+                          </a:xfrm>
+                          <a:prstGeom prst="rect"/>
+                        </pic:spPr>
+                      </pic:pic>
+                    </a:graphicData>
+                  </a:graphic>
+                </wp:inline>
+              </w:drawing>
+            </w:r>
+            <w:r>
               <w:rPr>
                 <w:b w:val="0"/>
                 <w:i w:val="0"/>
                 <w:color w:val="1A1A1A"/>
                 <w:sz w:val="22"/>
               </w:rPr>
-              <w:t>1 in = 2.54 cm. How many centimeters is 14 in?</w:t>
+              <w:t>. How many centimeters is 14 in?</w:t>
             </w:r>
           </w:p>
           <w:p>
@@ -1849,13 +2471,47 @@
               <w:t xml:space="preserve">17.   </w:t>
             </w:r>
             <w:r>
+              <w:drawing>
+                <wp:inline xmlns:a="http://schemas.openxmlformats.org/drawingml/2006/main" xmlns:pic="http://schemas.openxmlformats.org/drawingml/2006/picture">
+                  <wp:extent cx="880872" cy="118872"/>
+                  <wp:docPr id="17" name="Picture 17"/>
+                  <wp:cNvGraphicFramePr>
+                    <a:graphicFrameLocks noChangeAspect="1"/>
+                  </wp:cNvGraphicFramePr>
+                  <a:graphic>
+                    <a:graphicData uri="http://schemas.openxmlformats.org/drawingml/2006/picture">
+                      <pic:pic>
+                        <pic:nvPicPr>
+                          <pic:cNvPr id="0" name="ee8f76ca7cba8c9a.png"/>
+                          <pic:cNvPicPr/>
+                        </pic:nvPicPr>
+                        <pic:blipFill>
+                          <a:blip r:embed="rId24"/>
+                          <a:stretch>
+                            <a:fillRect/>
+                          </a:stretch>
+                        </pic:blipFill>
+                        <pic:spPr>
+                          <a:xfrm>
+                            <a:off x="0" y="0"/>
+                            <a:ext cx="880872" cy="118872"/>
+                          </a:xfrm>
+                          <a:prstGeom prst="rect"/>
+                        </pic:spPr>
+                      </pic:pic>
+                    </a:graphicData>
+                  </a:graphic>
+                </wp:inline>
+              </w:drawing>
+            </w:r>
+            <w:r>
               <w:rPr>
                 <w:b w:val="0"/>
                 <w:i w:val="0"/>
                 <w:color w:val="1A1A1A"/>
                 <w:sz w:val="22"/>
               </w:rPr>
-              <w:t>1 cm = 0.39 in. How many inches is 120 cm?</w:t>
+              <w:t>. How many inches is 120 cm?</w:t>
             </w:r>
           </w:p>
           <w:p>
@@ -1921,13 +2577,47 @@
               <w:t xml:space="preserve">18.   </w:t>
             </w:r>
             <w:r>
+              <w:drawing>
+                <wp:inline xmlns:a="http://schemas.openxmlformats.org/drawingml/2006/main" xmlns:pic="http://schemas.openxmlformats.org/drawingml/2006/picture">
+                  <wp:extent cx="932688" cy="118872"/>
+                  <wp:docPr id="18" name="Picture 18"/>
+                  <wp:cNvGraphicFramePr>
+                    <a:graphicFrameLocks noChangeAspect="1"/>
+                  </wp:cNvGraphicFramePr>
+                  <a:graphic>
+                    <a:graphicData uri="http://schemas.openxmlformats.org/drawingml/2006/picture">
+                      <pic:pic>
+                        <pic:nvPicPr>
+                          <pic:cNvPr id="0" name="0e76ab3bbdebbfa3.png"/>
+                          <pic:cNvPicPr/>
+                        </pic:nvPicPr>
+                        <pic:blipFill>
+                          <a:blip r:embed="rId25"/>
+                          <a:stretch>
+                            <a:fillRect/>
+                          </a:stretch>
+                        </pic:blipFill>
+                        <pic:spPr>
+                          <a:xfrm>
+                            <a:off x="0" y="0"/>
+                            <a:ext cx="932688" cy="118872"/>
+                          </a:xfrm>
+                          <a:prstGeom prst="rect"/>
+                        </pic:spPr>
+                      </pic:pic>
+                    </a:graphicData>
+                  </a:graphic>
+                </wp:inline>
+              </w:drawing>
+            </w:r>
+            <w:r>
               <w:rPr>
                 <w:b w:val="0"/>
                 <w:i w:val="0"/>
                 <w:color w:val="1A1A1A"/>
                 <w:sz w:val="22"/>
               </w:rPr>
-              <w:t>1 km = 0.62 mi. How many miles is 30 km?</w:t>
+              <w:t>. How many miles is 30 km?</w:t>
             </w:r>
           </w:p>
           <w:p>
@@ -1993,13 +2683,133 @@
               <w:t xml:space="preserve">19.   </w:t>
             </w:r>
             <w:r>
+              <w:drawing>
+                <wp:inline xmlns:a="http://schemas.openxmlformats.org/drawingml/2006/main" xmlns:pic="http://schemas.openxmlformats.org/drawingml/2006/picture">
+                  <wp:extent cx="612648" cy="152400"/>
+                  <wp:docPr id="19" name="Picture 19"/>
+                  <wp:cNvGraphicFramePr>
+                    <a:graphicFrameLocks noChangeAspect="1"/>
+                  </wp:cNvGraphicFramePr>
+                  <a:graphic>
+                    <a:graphicData uri="http://schemas.openxmlformats.org/drawingml/2006/picture">
+                      <pic:pic>
+                        <pic:nvPicPr>
+                          <pic:cNvPr id="0" name="839b0e45ced0f362.png"/>
+                          <pic:cNvPicPr/>
+                        </pic:nvPicPr>
+                        <pic:blipFill>
+                          <a:blip r:embed="rId26"/>
+                          <a:stretch>
+                            <a:fillRect/>
+                          </a:stretch>
+                        </pic:blipFill>
+                        <pic:spPr>
+                          <a:xfrm>
+                            <a:off x="0" y="0"/>
+                            <a:ext cx="612648" cy="152400"/>
+                          </a:xfrm>
+                          <a:prstGeom prst="rect"/>
+                        </pic:spPr>
+                      </pic:pic>
+                    </a:graphicData>
+                  </a:graphic>
+                </wp:inline>
+              </w:drawing>
+            </w:r>
+            <w:r>
               <w:rPr>
                 <w:b w:val="0"/>
                 <w:i w:val="0"/>
                 <w:color w:val="1A1A1A"/>
                 <w:sz w:val="22"/>
               </w:rPr>
-              <w:t>1 yd = 3 ft, 1 ft = 12 in, 1 in = 2.54 cm. How many centimeters is 6 yd? Estimate first.</w:t>
+              <w:t xml:space="preserve">, </w:t>
+            </w:r>
+            <w:r>
+              <w:drawing>
+                <wp:inline xmlns:a="http://schemas.openxmlformats.org/drawingml/2006/main" xmlns:pic="http://schemas.openxmlformats.org/drawingml/2006/picture">
+                  <wp:extent cx="658368" cy="115824"/>
+                  <wp:docPr id="20" name="Picture 20"/>
+                  <wp:cNvGraphicFramePr>
+                    <a:graphicFrameLocks noChangeAspect="1"/>
+                  </wp:cNvGraphicFramePr>
+                  <a:graphic>
+                    <a:graphicData uri="http://schemas.openxmlformats.org/drawingml/2006/picture">
+                      <pic:pic>
+                        <pic:nvPicPr>
+                          <pic:cNvPr id="0" name="cc9a9baebce143e8.png"/>
+                          <pic:cNvPicPr/>
+                        </pic:nvPicPr>
+                        <pic:blipFill>
+                          <a:blip r:embed="rId27"/>
+                          <a:stretch>
+                            <a:fillRect/>
+                          </a:stretch>
+                        </pic:blipFill>
+                        <pic:spPr>
+                          <a:xfrm>
+                            <a:off x="0" y="0"/>
+                            <a:ext cx="658368" cy="115824"/>
+                          </a:xfrm>
+                          <a:prstGeom prst="rect"/>
+                        </pic:spPr>
+                      </pic:pic>
+                    </a:graphicData>
+                  </a:graphic>
+                </wp:inline>
+              </w:drawing>
+            </w:r>
+            <w:r>
+              <w:rPr>
+                <w:b w:val="0"/>
+                <w:i w:val="0"/>
+                <w:color w:val="1A1A1A"/>
+                <w:sz w:val="22"/>
+              </w:rPr>
+              <w:t xml:space="preserve">, </w:t>
+            </w:r>
+            <w:r>
+              <w:drawing>
+                <wp:inline xmlns:a="http://schemas.openxmlformats.org/drawingml/2006/main" xmlns:pic="http://schemas.openxmlformats.org/drawingml/2006/picture">
+                  <wp:extent cx="880872" cy="118872"/>
+                  <wp:docPr id="21" name="Picture 21"/>
+                  <wp:cNvGraphicFramePr>
+                    <a:graphicFrameLocks noChangeAspect="1"/>
+                  </wp:cNvGraphicFramePr>
+                  <a:graphic>
+                    <a:graphicData uri="http://schemas.openxmlformats.org/drawingml/2006/picture">
+                      <pic:pic>
+                        <pic:nvPicPr>
+                          <pic:cNvPr id="0" name="3f7b1ea0b6e117e9.png"/>
+                          <pic:cNvPicPr/>
+                        </pic:nvPicPr>
+                        <pic:blipFill>
+                          <a:blip r:embed="rId23"/>
+                          <a:stretch>
+                            <a:fillRect/>
+                          </a:stretch>
+                        </pic:blipFill>
+                        <pic:spPr>
+                          <a:xfrm>
+                            <a:off x="0" y="0"/>
+                            <a:ext cx="880872" cy="118872"/>
+                          </a:xfrm>
+                          <a:prstGeom prst="rect"/>
+                        </pic:spPr>
+                      </pic:pic>
+                    </a:graphicData>
+                  </a:graphic>
+                </wp:inline>
+              </w:drawing>
+            </w:r>
+            <w:r>
+              <w:rPr>
+                <w:b w:val="0"/>
+                <w:i w:val="0"/>
+                <w:color w:val="1A1A1A"/>
+                <w:sz w:val="22"/>
+              </w:rPr>
+              <w:t>. How many centimeters is 6 yd? Estimate first.</w:t>
             </w:r>
           </w:p>
           <w:p>
@@ -2071,7 +2881,50 @@
                 <w:color w:val="1A1A1A"/>
                 <w:sz w:val="22"/>
               </w:rPr>
-              <w:t>Rate on Nov 3: 1 US dollar = 0.92 euros.</w:t>
+              <w:t xml:space="preserve">Rate on Nov 3: </w:t>
+            </w:r>
+            <w:r>
+              <w:drawing>
+                <wp:inline xmlns:a="http://schemas.openxmlformats.org/drawingml/2006/main" xmlns:pic="http://schemas.openxmlformats.org/drawingml/2006/picture">
+                  <wp:extent cx="1539240" cy="121920"/>
+                  <wp:docPr id="22" name="Picture 22"/>
+                  <wp:cNvGraphicFramePr>
+                    <a:graphicFrameLocks noChangeAspect="1"/>
+                  </wp:cNvGraphicFramePr>
+                  <a:graphic>
+                    <a:graphicData uri="http://schemas.openxmlformats.org/drawingml/2006/picture">
+                      <pic:pic>
+                        <pic:nvPicPr>
+                          <pic:cNvPr id="0" name="e2fe311811243543.png"/>
+                          <pic:cNvPicPr/>
+                        </pic:nvPicPr>
+                        <pic:blipFill>
+                          <a:blip r:embed="rId28"/>
+                          <a:stretch>
+                            <a:fillRect/>
+                          </a:stretch>
+                        </pic:blipFill>
+                        <pic:spPr>
+                          <a:xfrm>
+                            <a:off x="0" y="0"/>
+                            <a:ext cx="1539240" cy="121920"/>
+                          </a:xfrm>
+                          <a:prstGeom prst="rect"/>
+                        </pic:spPr>
+                      </pic:pic>
+                    </a:graphicData>
+                  </a:graphic>
+                </wp:inline>
+              </w:drawing>
+            </w:r>
+            <w:r>
+              <w:rPr>
+                <w:b w:val="0"/>
+                <w:i w:val="0"/>
+                <w:color w:val="1A1A1A"/>
+                <w:sz w:val="22"/>
+              </w:rPr>
+              <w:t>.</w:t>
             </w:r>
           </w:p>
           <w:p>
@@ -2190,13 +3043,90 @@
               <w:t xml:space="preserve">21.   </w:t>
             </w:r>
             <w:r>
+              <w:drawing>
+                <wp:inline xmlns:a="http://schemas.openxmlformats.org/drawingml/2006/main" xmlns:pic="http://schemas.openxmlformats.org/drawingml/2006/picture">
+                  <wp:extent cx="880872" cy="118872"/>
+                  <wp:docPr id="23" name="Picture 23"/>
+                  <wp:cNvGraphicFramePr>
+                    <a:graphicFrameLocks noChangeAspect="1"/>
+                  </wp:cNvGraphicFramePr>
+                  <a:graphic>
+                    <a:graphicData uri="http://schemas.openxmlformats.org/drawingml/2006/picture">
+                      <pic:pic>
+                        <pic:nvPicPr>
+                          <pic:cNvPr id="0" name="3f7b1ea0b6e117e9.png"/>
+                          <pic:cNvPicPr/>
+                        </pic:nvPicPr>
+                        <pic:blipFill>
+                          <a:blip r:embed="rId23"/>
+                          <a:stretch>
+                            <a:fillRect/>
+                          </a:stretch>
+                        </pic:blipFill>
+                        <pic:spPr>
+                          <a:xfrm>
+                            <a:off x="0" y="0"/>
+                            <a:ext cx="880872" cy="118872"/>
+                          </a:xfrm>
+                          <a:prstGeom prst="rect"/>
+                        </pic:spPr>
+                      </pic:pic>
+                    </a:graphicData>
+                  </a:graphic>
+                </wp:inline>
+              </w:drawing>
+            </w:r>
+            <w:r>
               <w:rPr>
                 <w:b w:val="0"/>
                 <w:i w:val="0"/>
                 <w:color w:val="1A1A1A"/>
                 <w:sz w:val="22"/>
               </w:rPr>
-              <w:t>1 in = 2.54 cm; 1 cm = 0.39 in. Lee converts 40 cm to inches by multiplying by 2.54 and gets 101.6 in. Name the error and fix it.</w:t>
+              <w:t xml:space="preserve">; </w:t>
+            </w:r>
+            <w:r>
+              <w:drawing>
+                <wp:inline xmlns:a="http://schemas.openxmlformats.org/drawingml/2006/main" xmlns:pic="http://schemas.openxmlformats.org/drawingml/2006/picture">
+                  <wp:extent cx="880872" cy="118872"/>
+                  <wp:docPr id="24" name="Picture 24"/>
+                  <wp:cNvGraphicFramePr>
+                    <a:graphicFrameLocks noChangeAspect="1"/>
+                  </wp:cNvGraphicFramePr>
+                  <a:graphic>
+                    <a:graphicData uri="http://schemas.openxmlformats.org/drawingml/2006/picture">
+                      <pic:pic>
+                        <pic:nvPicPr>
+                          <pic:cNvPr id="0" name="ee8f76ca7cba8c9a.png"/>
+                          <pic:cNvPicPr/>
+                        </pic:nvPicPr>
+                        <pic:blipFill>
+                          <a:blip r:embed="rId24"/>
+                          <a:stretch>
+                            <a:fillRect/>
+                          </a:stretch>
+                        </pic:blipFill>
+                        <pic:spPr>
+                          <a:xfrm>
+                            <a:off x="0" y="0"/>
+                            <a:ext cx="880872" cy="118872"/>
+                          </a:xfrm>
+                          <a:prstGeom prst="rect"/>
+                        </pic:spPr>
+                      </pic:pic>
+                    </a:graphicData>
+                  </a:graphic>
+                </wp:inline>
+              </w:drawing>
+            </w:r>
+            <w:r>
+              <w:rPr>
+                <w:b w:val="0"/>
+                <w:i w:val="0"/>
+                <w:color w:val="1A1A1A"/>
+                <w:sz w:val="22"/>
+              </w:rPr>
+              <w:t>. Lee converts 40 cm to inches by multiplying by 2.54 and gets 101.6 in. Name the error and fix it.</w:t>
             </w:r>
           </w:p>
           <w:p>
@@ -2295,13 +3225,47 @@
               <w:t xml:space="preserve">22.   </w:t>
             </w:r>
             <w:r>
+              <w:drawing>
+                <wp:inline xmlns:a="http://schemas.openxmlformats.org/drawingml/2006/main" xmlns:pic="http://schemas.openxmlformats.org/drawingml/2006/picture">
+                  <wp:extent cx="923544" cy="152400"/>
+                  <wp:docPr id="25" name="Picture 25"/>
+                  <wp:cNvGraphicFramePr>
+                    <a:graphicFrameLocks noChangeAspect="1"/>
+                  </wp:cNvGraphicFramePr>
+                  <a:graphic>
+                    <a:graphicData uri="http://schemas.openxmlformats.org/drawingml/2006/picture">
+                      <pic:pic>
+                        <pic:nvPicPr>
+                          <pic:cNvPr id="0" name="5af2cfa9d33f5ee3.png"/>
+                          <pic:cNvPicPr/>
+                        </pic:nvPicPr>
+                        <pic:blipFill>
+                          <a:blip r:embed="rId29"/>
+                          <a:stretch>
+                            <a:fillRect/>
+                          </a:stretch>
+                        </pic:blipFill>
+                        <pic:spPr>
+                          <a:xfrm>
+                            <a:off x="0" y="0"/>
+                            <a:ext cx="923544" cy="152400"/>
+                          </a:xfrm>
+                          <a:prstGeom prst="rect"/>
+                        </pic:spPr>
+                      </pic:pic>
+                    </a:graphicData>
+                  </a:graphic>
+                </wp:inline>
+              </w:drawing>
+            </w:r>
+            <w:r>
               <w:rPr>
                 <w:b w:val="0"/>
                 <w:i w:val="0"/>
                 <w:color w:val="1A1A1A"/>
                 <w:sz w:val="22"/>
               </w:rPr>
-              <w:t>1 lb = 0.454 kg. How many kilograms is 80 lb?</w:t>
+              <w:t>. How many kilograms is 80 lb?</w:t>
             </w:r>
           </w:p>
           <w:p>
@@ -2367,13 +3331,47 @@
               <w:t xml:space="preserve">23.   </w:t>
             </w:r>
             <w:r>
+              <w:drawing>
+                <wp:inline xmlns:a="http://schemas.openxmlformats.org/drawingml/2006/main" xmlns:pic="http://schemas.openxmlformats.org/drawingml/2006/picture">
+                  <wp:extent cx="932688" cy="152400"/>
+                  <wp:docPr id="26" name="Picture 26"/>
+                  <wp:cNvGraphicFramePr>
+                    <a:graphicFrameLocks noChangeAspect="1"/>
+                  </wp:cNvGraphicFramePr>
+                  <a:graphic>
+                    <a:graphicData uri="http://schemas.openxmlformats.org/drawingml/2006/picture">
+                      <pic:pic>
+                        <pic:nvPicPr>
+                          <pic:cNvPr id="0" name="3c4707d5ca057ff6.png"/>
+                          <pic:cNvPicPr/>
+                        </pic:nvPicPr>
+                        <pic:blipFill>
+                          <a:blip r:embed="rId30"/>
+                          <a:stretch>
+                            <a:fillRect/>
+                          </a:stretch>
+                        </pic:blipFill>
+                        <pic:spPr>
+                          <a:xfrm>
+                            <a:off x="0" y="0"/>
+                            <a:ext cx="932688" cy="152400"/>
+                          </a:xfrm>
+                          <a:prstGeom prst="rect"/>
+                        </pic:spPr>
+                      </pic:pic>
+                    </a:graphicData>
+                  </a:graphic>
+                </wp:inline>
+              </w:drawing>
+            </w:r>
+            <w:r>
               <w:rPr>
                 <w:b w:val="0"/>
                 <w:i w:val="0"/>
                 <w:color w:val="1A1A1A"/>
                 <w:sz w:val="22"/>
               </w:rPr>
-              <w:t>1 L = 0.264 gal. How many gallons is 40 L?</w:t>
+              <w:t>. How many gallons is 40 L?</w:t>
             </w:r>
           </w:p>
           <w:p>
@@ -2439,13 +3437,38 @@
               <w:t xml:space="preserve">24.   </w:t>
             </w:r>
             <w:r>
-              <w:rPr>
-                <w:b w:val="0"/>
-                <w:i w:val="0"/>
-                <w:color w:val="1A1A1A"/>
-                <w:sz w:val="22"/>
-              </w:rPr>
-              <w:t>1 ft = 0.305 m. How many square meters is 8 ft</w:t>
+              <w:drawing>
+                <wp:inline xmlns:a="http://schemas.openxmlformats.org/drawingml/2006/main" xmlns:pic="http://schemas.openxmlformats.org/drawingml/2006/picture">
+                  <wp:extent cx="862584" cy="118872"/>
+                  <wp:docPr id="27" name="Picture 27"/>
+                  <wp:cNvGraphicFramePr>
+                    <a:graphicFrameLocks noChangeAspect="1"/>
+                  </wp:cNvGraphicFramePr>
+                  <a:graphic>
+                    <a:graphicData uri="http://schemas.openxmlformats.org/drawingml/2006/picture">
+                      <pic:pic>
+                        <pic:nvPicPr>
+                          <pic:cNvPr id="0" name="88e6ad97f375f5ea.png"/>
+                          <pic:cNvPicPr/>
+                        </pic:nvPicPr>
+                        <pic:blipFill>
+                          <a:blip r:embed="rId22"/>
+                          <a:stretch>
+                            <a:fillRect/>
+                          </a:stretch>
+                        </pic:blipFill>
+                        <pic:spPr>
+                          <a:xfrm>
+                            <a:off x="0" y="0"/>
+                            <a:ext cx="862584" cy="118872"/>
+                          </a:xfrm>
+                          <a:prstGeom prst="rect"/>
+                        </pic:spPr>
+                      </pic:pic>
+                    </a:graphicData>
+                  </a:graphic>
+                </wp:inline>
+              </w:drawing>
             </w:r>
             <w:r>
               <w:rPr>
@@ -2453,9 +3476,42 @@
                 <w:i w:val="0"/>
                 <w:color w:val="1A1A1A"/>
                 <w:sz w:val="22"/>
-                <w:vertAlign w:val="superscript"/>
               </w:rPr>
-              <w:t>2</w:t>
+              <w:t xml:space="preserve">. How many square meters is </w:t>
+            </w:r>
+            <w:r>
+              <w:drawing>
+                <wp:inline xmlns:a="http://schemas.openxmlformats.org/drawingml/2006/main" xmlns:pic="http://schemas.openxmlformats.org/drawingml/2006/picture">
+                  <wp:extent cx="249935" cy="143256"/>
+                  <wp:docPr id="28" name="Picture 28"/>
+                  <wp:cNvGraphicFramePr>
+                    <a:graphicFrameLocks noChangeAspect="1"/>
+                  </wp:cNvGraphicFramePr>
+                  <a:graphic>
+                    <a:graphicData uri="http://schemas.openxmlformats.org/drawingml/2006/picture">
+                      <pic:pic>
+                        <pic:nvPicPr>
+                          <pic:cNvPr id="0" name="a018a6ade8e5fd0a.png"/>
+                          <pic:cNvPicPr/>
+                        </pic:nvPicPr>
+                        <pic:blipFill>
+                          <a:blip r:embed="rId31"/>
+                          <a:stretch>
+                            <a:fillRect/>
+                          </a:stretch>
+                        </pic:blipFill>
+                        <pic:spPr>
+                          <a:xfrm>
+                            <a:off x="0" y="0"/>
+                            <a:ext cx="249935" cy="143256"/>
+                          </a:xfrm>
+                          <a:prstGeom prst="rect"/>
+                        </pic:spPr>
+                      </pic:pic>
+                    </a:graphicData>
+                  </a:graphic>
+                </wp:inline>
+              </w:drawing>
             </w:r>
             <w:r>
               <w:rPr>
@@ -2530,13 +3586,90 @@
               <w:t xml:space="preserve">25.   </w:t>
             </w:r>
             <w:r>
+              <w:drawing>
+                <wp:inline xmlns:a="http://schemas.openxmlformats.org/drawingml/2006/main" xmlns:pic="http://schemas.openxmlformats.org/drawingml/2006/picture">
+                  <wp:extent cx="713232" cy="118872"/>
+                  <wp:docPr id="29" name="Picture 29"/>
+                  <wp:cNvGraphicFramePr>
+                    <a:graphicFrameLocks noChangeAspect="1"/>
+                  </wp:cNvGraphicFramePr>
+                  <a:graphic>
+                    <a:graphicData uri="http://schemas.openxmlformats.org/drawingml/2006/picture">
+                      <pic:pic>
+                        <pic:nvPicPr>
+                          <pic:cNvPr id="0" name="95c8d2f734606b03.png"/>
+                          <pic:cNvPicPr/>
+                        </pic:nvPicPr>
+                        <pic:blipFill>
+                          <a:blip r:embed="rId32"/>
+                          <a:stretch>
+                            <a:fillRect/>
+                          </a:stretch>
+                        </pic:blipFill>
+                        <pic:spPr>
+                          <a:xfrm>
+                            <a:off x="0" y="0"/>
+                            <a:ext cx="713232" cy="118872"/>
+                          </a:xfrm>
+                          <a:prstGeom prst="rect"/>
+                        </pic:spPr>
+                      </pic:pic>
+                    </a:graphicData>
+                  </a:graphic>
+                </wp:inline>
+              </w:drawing>
+            </w:r>
+            <w:r>
               <w:rPr>
                 <w:b w:val="0"/>
                 <w:i w:val="0"/>
                 <w:color w:val="1A1A1A"/>
                 <w:sz w:val="22"/>
               </w:rPr>
-              <w:t>1 c = 8 fl oz and 1 c = 0.24 L. How many liters is 48 fl oz?</w:t>
+              <w:t xml:space="preserve"> and </w:t>
+            </w:r>
+            <w:r>
+              <w:drawing>
+                <wp:inline xmlns:a="http://schemas.openxmlformats.org/drawingml/2006/main" xmlns:pic="http://schemas.openxmlformats.org/drawingml/2006/picture">
+                  <wp:extent cx="725424" cy="115824"/>
+                  <wp:docPr id="30" name="Picture 30"/>
+                  <wp:cNvGraphicFramePr>
+                    <a:graphicFrameLocks noChangeAspect="1"/>
+                  </wp:cNvGraphicFramePr>
+                  <a:graphic>
+                    <a:graphicData uri="http://schemas.openxmlformats.org/drawingml/2006/picture">
+                      <pic:pic>
+                        <pic:nvPicPr>
+                          <pic:cNvPr id="0" name="23517ced1c8ffbd7.png"/>
+                          <pic:cNvPicPr/>
+                        </pic:nvPicPr>
+                        <pic:blipFill>
+                          <a:blip r:embed="rId33"/>
+                          <a:stretch>
+                            <a:fillRect/>
+                          </a:stretch>
+                        </pic:blipFill>
+                        <pic:spPr>
+                          <a:xfrm>
+                            <a:off x="0" y="0"/>
+                            <a:ext cx="725424" cy="115824"/>
+                          </a:xfrm>
+                          <a:prstGeom prst="rect"/>
+                        </pic:spPr>
+                      </pic:pic>
+                    </a:graphicData>
+                  </a:graphic>
+                </wp:inline>
+              </w:drawing>
+            </w:r>
+            <w:r>
+              <w:rPr>
+                <w:b w:val="0"/>
+                <w:i w:val="0"/>
+                <w:color w:val="1A1A1A"/>
+                <w:sz w:val="22"/>
+              </w:rPr>
+              <w:t>. How many liters is 48 fl oz?</w:t>
             </w:r>
           </w:p>
           <w:p>
@@ -2602,13 +3735,38 @@
               <w:t xml:space="preserve">26.   </w:t>
             </w:r>
             <w:r>
-              <w:rPr>
-                <w:b w:val="0"/>
-                <w:i w:val="0"/>
-                <w:color w:val="1A1A1A"/>
-                <w:sz w:val="22"/>
-              </w:rPr>
-              <w:t>1 m = 3.28 ft. A desk is 1.5 m</w:t>
+              <w:drawing>
+                <wp:inline xmlns:a="http://schemas.openxmlformats.org/drawingml/2006/main" xmlns:pic="http://schemas.openxmlformats.org/drawingml/2006/picture">
+                  <wp:extent cx="780288" cy="115824"/>
+                  <wp:docPr id="31" name="Picture 31"/>
+                  <wp:cNvGraphicFramePr>
+                    <a:graphicFrameLocks noChangeAspect="1"/>
+                  </wp:cNvGraphicFramePr>
+                  <a:graphic>
+                    <a:graphicData uri="http://schemas.openxmlformats.org/drawingml/2006/picture">
+                      <pic:pic>
+                        <pic:nvPicPr>
+                          <pic:cNvPr id="0" name="778891a4fb883ecf.png"/>
+                          <pic:cNvPicPr/>
+                        </pic:nvPicPr>
+                        <pic:blipFill>
+                          <a:blip r:embed="rId34"/>
+                          <a:stretch>
+                            <a:fillRect/>
+                          </a:stretch>
+                        </pic:blipFill>
+                        <pic:spPr>
+                          <a:xfrm>
+                            <a:off x="0" y="0"/>
+                            <a:ext cx="780288" cy="115824"/>
+                          </a:xfrm>
+                          <a:prstGeom prst="rect"/>
+                        </pic:spPr>
+                      </pic:pic>
+                    </a:graphicData>
+                  </a:graphic>
+                </wp:inline>
+              </w:drawing>
             </w:r>
             <w:r>
               <w:rPr>
@@ -2616,9 +3774,42 @@
                 <w:i w:val="0"/>
                 <w:color w:val="1A1A1A"/>
                 <w:sz w:val="22"/>
-                <w:vertAlign w:val="superscript"/>
               </w:rPr>
-              <w:t>2</w:t>
+              <w:t xml:space="preserve">. A desk is </w:t>
+            </w:r>
+            <w:r>
+              <w:drawing>
+                <wp:inline xmlns:a="http://schemas.openxmlformats.org/drawingml/2006/main" xmlns:pic="http://schemas.openxmlformats.org/drawingml/2006/picture">
+                  <wp:extent cx="393192" cy="143256"/>
+                  <wp:docPr id="32" name="Picture 32"/>
+                  <wp:cNvGraphicFramePr>
+                    <a:graphicFrameLocks noChangeAspect="1"/>
+                  </wp:cNvGraphicFramePr>
+                  <a:graphic>
+                    <a:graphicData uri="http://schemas.openxmlformats.org/drawingml/2006/picture">
+                      <pic:pic>
+                        <pic:nvPicPr>
+                          <pic:cNvPr id="0" name="131813993f35676f.png"/>
+                          <pic:cNvPicPr/>
+                        </pic:nvPicPr>
+                        <pic:blipFill>
+                          <a:blip r:embed="rId35"/>
+                          <a:stretch>
+                            <a:fillRect/>
+                          </a:stretch>
+                        </pic:blipFill>
+                        <pic:spPr>
+                          <a:xfrm>
+                            <a:off x="0" y="0"/>
+                            <a:ext cx="393192" cy="143256"/>
+                          </a:xfrm>
+                          <a:prstGeom prst="rect"/>
+                        </pic:spPr>
+                      </pic:pic>
+                    </a:graphicData>
+                  </a:graphic>
+                </wp:inline>
+              </w:drawing>
             </w:r>
             <w:r>
               <w:rPr>
@@ -2652,17 +3843,41 @@
                 <w:color w:val="1A1A1A"/>
                 <w:sz w:val="22"/>
               </w:rPr>
-              <w:t>A.  4.9 ft</w:t>
+              <w:t xml:space="preserve">A.  </w:t>
             </w:r>
             <w:r>
-              <w:rPr>
-                <w:b w:val="0"/>
-                <w:i w:val="0"/>
-                <w:color w:val="1A1A1A"/>
-                <w:sz w:val="22"/>
-                <w:vertAlign w:val="superscript"/>
-              </w:rPr>
-              <w:t>2</w:t>
+              <w:drawing>
+                <wp:inline xmlns:a="http://schemas.openxmlformats.org/drawingml/2006/main" xmlns:pic="http://schemas.openxmlformats.org/drawingml/2006/picture">
+                  <wp:extent cx="384048" cy="146304"/>
+                  <wp:docPr id="33" name="Picture 33"/>
+                  <wp:cNvGraphicFramePr>
+                    <a:graphicFrameLocks noChangeAspect="1"/>
+                  </wp:cNvGraphicFramePr>
+                  <a:graphic>
+                    <a:graphicData uri="http://schemas.openxmlformats.org/drawingml/2006/picture">
+                      <pic:pic>
+                        <pic:nvPicPr>
+                          <pic:cNvPr id="0" name="252a7bc1c5ff0544.png"/>
+                          <pic:cNvPicPr/>
+                        </pic:nvPicPr>
+                        <pic:blipFill>
+                          <a:blip r:embed="rId36"/>
+                          <a:stretch>
+                            <a:fillRect/>
+                          </a:stretch>
+                        </pic:blipFill>
+                        <pic:spPr>
+                          <a:xfrm>
+                            <a:off x="0" y="0"/>
+                            <a:ext cx="384048" cy="146304"/>
+                          </a:xfrm>
+                          <a:prstGeom prst="rect"/>
+                        </pic:spPr>
+                      </pic:pic>
+                    </a:graphicData>
+                  </a:graphic>
+                </wp:inline>
+              </w:drawing>
             </w:r>
           </w:p>
           <w:p>
@@ -2687,17 +3902,41 @@
                 <w:color w:val="1A1A1A"/>
                 <w:sz w:val="22"/>
               </w:rPr>
-              <w:t>B.  9.8 ft</w:t>
+              <w:t xml:space="preserve">B.  </w:t>
             </w:r>
             <w:r>
-              <w:rPr>
-                <w:b w:val="0"/>
-                <w:i w:val="0"/>
-                <w:color w:val="1A1A1A"/>
-                <w:sz w:val="22"/>
-                <w:vertAlign w:val="superscript"/>
-              </w:rPr>
-              <w:t>2</w:t>
+              <w:drawing>
+                <wp:inline xmlns:a="http://schemas.openxmlformats.org/drawingml/2006/main" xmlns:pic="http://schemas.openxmlformats.org/drawingml/2006/picture">
+                  <wp:extent cx="381000" cy="146304"/>
+                  <wp:docPr id="34" name="Picture 34"/>
+                  <wp:cNvGraphicFramePr>
+                    <a:graphicFrameLocks noChangeAspect="1"/>
+                  </wp:cNvGraphicFramePr>
+                  <a:graphic>
+                    <a:graphicData uri="http://schemas.openxmlformats.org/drawingml/2006/picture">
+                      <pic:pic>
+                        <pic:nvPicPr>
+                          <pic:cNvPr id="0" name="7cb4ba3bd456a517.png"/>
+                          <pic:cNvPicPr/>
+                        </pic:nvPicPr>
+                        <pic:blipFill>
+                          <a:blip r:embed="rId37"/>
+                          <a:stretch>
+                            <a:fillRect/>
+                          </a:stretch>
+                        </pic:blipFill>
+                        <pic:spPr>
+                          <a:xfrm>
+                            <a:off x="0" y="0"/>
+                            <a:ext cx="381000" cy="146304"/>
+                          </a:xfrm>
+                          <a:prstGeom prst="rect"/>
+                        </pic:spPr>
+                      </pic:pic>
+                    </a:graphicData>
+                  </a:graphic>
+                </wp:inline>
+              </w:drawing>
             </w:r>
           </w:p>
           <w:p>
@@ -2722,17 +3961,41 @@
                 <w:color w:val="1A1A1A"/>
                 <w:sz w:val="22"/>
               </w:rPr>
-              <w:t>C.  16.1 ft</w:t>
+              <w:t xml:space="preserve">C.  </w:t>
             </w:r>
             <w:r>
-              <w:rPr>
-                <w:b w:val="0"/>
-                <w:i w:val="0"/>
-                <w:color w:val="1A1A1A"/>
-                <w:sz w:val="22"/>
-                <w:vertAlign w:val="superscript"/>
-              </w:rPr>
-              <w:t>2</w:t>
+              <w:drawing>
+                <wp:inline xmlns:a="http://schemas.openxmlformats.org/drawingml/2006/main" xmlns:pic="http://schemas.openxmlformats.org/drawingml/2006/picture">
+                  <wp:extent cx="448056" cy="143256"/>
+                  <wp:docPr id="35" name="Picture 35"/>
+                  <wp:cNvGraphicFramePr>
+                    <a:graphicFrameLocks noChangeAspect="1"/>
+                  </wp:cNvGraphicFramePr>
+                  <a:graphic>
+                    <a:graphicData uri="http://schemas.openxmlformats.org/drawingml/2006/picture">
+                      <pic:pic>
+                        <pic:nvPicPr>
+                          <pic:cNvPr id="0" name="c7b36f3688cc5e7a.png"/>
+                          <pic:cNvPicPr/>
+                        </pic:nvPicPr>
+                        <pic:blipFill>
+                          <a:blip r:embed="rId38"/>
+                          <a:stretch>
+                            <a:fillRect/>
+                          </a:stretch>
+                        </pic:blipFill>
+                        <pic:spPr>
+                          <a:xfrm>
+                            <a:off x="0" y="0"/>
+                            <a:ext cx="448056" cy="143256"/>
+                          </a:xfrm>
+                          <a:prstGeom prst="rect"/>
+                        </pic:spPr>
+                      </pic:pic>
+                    </a:graphicData>
+                  </a:graphic>
+                </wp:inline>
+              </w:drawing>
             </w:r>
           </w:p>
           <w:p>
@@ -2757,17 +4020,41 @@
                 <w:color w:val="1A1A1A"/>
                 <w:sz w:val="22"/>
               </w:rPr>
-              <w:t>D.  10.8 ft</w:t>
+              <w:t xml:space="preserve">D.  </w:t>
             </w:r>
             <w:r>
-              <w:rPr>
-                <w:b w:val="0"/>
-                <w:i w:val="0"/>
-                <w:color w:val="1A1A1A"/>
-                <w:sz w:val="22"/>
-                <w:vertAlign w:val="superscript"/>
-              </w:rPr>
-              <w:t>2</w:t>
+              <w:drawing>
+                <wp:inline xmlns:a="http://schemas.openxmlformats.org/drawingml/2006/main" xmlns:pic="http://schemas.openxmlformats.org/drawingml/2006/picture">
+                  <wp:extent cx="448056" cy="143256"/>
+                  <wp:docPr id="36" name="Picture 36"/>
+                  <wp:cNvGraphicFramePr>
+                    <a:graphicFrameLocks noChangeAspect="1"/>
+                  </wp:cNvGraphicFramePr>
+                  <a:graphic>
+                    <a:graphicData uri="http://schemas.openxmlformats.org/drawingml/2006/picture">
+                      <pic:pic>
+                        <pic:nvPicPr>
+                          <pic:cNvPr id="0" name="f63842feb2fb877f.png"/>
+                          <pic:cNvPicPr/>
+                        </pic:nvPicPr>
+                        <pic:blipFill>
+                          <a:blip r:embed="rId39"/>
+                          <a:stretch>
+                            <a:fillRect/>
+                          </a:stretch>
+                        </pic:blipFill>
+                        <pic:spPr>
+                          <a:xfrm>
+                            <a:off x="0" y="0"/>
+                            <a:ext cx="448056" cy="143256"/>
+                          </a:xfrm>
+                          <a:prstGeom prst="rect"/>
+                        </pic:spPr>
+                      </pic:pic>
+                    </a:graphicData>
+                  </a:graphic>
+                </wp:inline>
+              </w:drawing>
             </w:r>
           </w:p>
           <w:p>
@@ -2997,7 +4284,50 @@
                 <w:color w:val="1A1A1A"/>
                 <w:sz w:val="22"/>
               </w:rPr>
-              <w:t>A recipe for 3 servings uses 1¼ cups of rice.</w:t>
+              <w:t xml:space="preserve">A recipe for 3 servings uses </w:t>
+            </w:r>
+            <w:r>
+              <w:drawing>
+                <wp:inline xmlns:a="http://schemas.openxmlformats.org/drawingml/2006/main" xmlns:pic="http://schemas.openxmlformats.org/drawingml/2006/picture">
+                  <wp:extent cx="128016" cy="213360"/>
+                  <wp:docPr id="37" name="Picture 37"/>
+                  <wp:cNvGraphicFramePr>
+                    <a:graphicFrameLocks noChangeAspect="1"/>
+                  </wp:cNvGraphicFramePr>
+                  <a:graphic>
+                    <a:graphicData uri="http://schemas.openxmlformats.org/drawingml/2006/picture">
+                      <pic:pic>
+                        <pic:nvPicPr>
+                          <pic:cNvPr id="0" name="5e0eb291eefa9fc9.png"/>
+                          <pic:cNvPicPr/>
+                        </pic:nvPicPr>
+                        <pic:blipFill>
+                          <a:blip r:embed="rId40"/>
+                          <a:stretch>
+                            <a:fillRect/>
+                          </a:stretch>
+                        </pic:blipFill>
+                        <pic:spPr>
+                          <a:xfrm>
+                            <a:off x="0" y="0"/>
+                            <a:ext cx="128016" cy="213360"/>
+                          </a:xfrm>
+                          <a:prstGeom prst="rect"/>
+                        </pic:spPr>
+                      </pic:pic>
+                    </a:graphicData>
+                  </a:graphic>
+                </wp:inline>
+              </w:drawing>
+            </w:r>
+            <w:r>
+              <w:rPr>
+                <w:b w:val="0"/>
+                <w:i w:val="0"/>
+                <w:color w:val="1A1A1A"/>
+                <w:sz w:val="22"/>
+              </w:rPr>
+              <w:t xml:space="preserve"> cups of rice.</w:t>
             </w:r>
           </w:p>
           <w:p>
@@ -3116,13 +4446,47 @@
               <w:t xml:space="preserve">29.   </w:t>
             </w:r>
             <w:r>
+              <w:drawing>
+                <wp:inline xmlns:a="http://schemas.openxmlformats.org/drawingml/2006/main" xmlns:pic="http://schemas.openxmlformats.org/drawingml/2006/picture">
+                  <wp:extent cx="932688" cy="118872"/>
+                  <wp:docPr id="38" name="Picture 38"/>
+                  <wp:cNvGraphicFramePr>
+                    <a:graphicFrameLocks noChangeAspect="1"/>
+                  </wp:cNvGraphicFramePr>
+                  <a:graphic>
+                    <a:graphicData uri="http://schemas.openxmlformats.org/drawingml/2006/picture">
+                      <pic:pic>
+                        <pic:nvPicPr>
+                          <pic:cNvPr id="0" name="0e76ab3bbdebbfa3.png"/>
+                          <pic:cNvPicPr/>
+                        </pic:nvPicPr>
+                        <pic:blipFill>
+                          <a:blip r:embed="rId25"/>
+                          <a:stretch>
+                            <a:fillRect/>
+                          </a:stretch>
+                        </pic:blipFill>
+                        <pic:spPr>
+                          <a:xfrm>
+                            <a:off x="0" y="0"/>
+                            <a:ext cx="932688" cy="118872"/>
+                          </a:xfrm>
+                          <a:prstGeom prst="rect"/>
+                        </pic:spPr>
+                      </pic:pic>
+                    </a:graphicData>
+                  </a:graphic>
+                </wp:inline>
+              </w:drawing>
+            </w:r>
+            <w:r>
               <w:rPr>
                 <w:b w:val="0"/>
                 <w:i w:val="0"/>
                 <w:color w:val="1A1A1A"/>
                 <w:sz w:val="22"/>
               </w:rPr>
-              <w:t>1 km = 0.62 mi. A train does 110 km/h; a bus does 65 mi/h. Which is faster? Show both speeds in one unit.</w:t>
+              <w:t>. A train does 110 km/h; a bus does 65 mi/h. Which is faster? Show both speeds in one unit.</w:t>
             </w:r>
           </w:p>
           <w:p>
@@ -3194,7 +4558,50 @@
                 <w:color w:val="1A1A1A"/>
                 <w:sz w:val="22"/>
               </w:rPr>
-              <w:t>Paint is mixed 1 : 2 : 5. A batch uses 10 gal of the third color. How many gallons is the whole batch?</w:t>
+              <w:t xml:space="preserve">Paint is mixed </w:t>
+            </w:r>
+            <w:r>
+              <w:drawing>
+                <wp:inline xmlns:a="http://schemas.openxmlformats.org/drawingml/2006/main" xmlns:pic="http://schemas.openxmlformats.org/drawingml/2006/picture">
+                  <wp:extent cx="405384" cy="118872"/>
+                  <wp:docPr id="39" name="Picture 39"/>
+                  <wp:cNvGraphicFramePr>
+                    <a:graphicFrameLocks noChangeAspect="1"/>
+                  </wp:cNvGraphicFramePr>
+                  <a:graphic>
+                    <a:graphicData uri="http://schemas.openxmlformats.org/drawingml/2006/picture">
+                      <pic:pic>
+                        <pic:nvPicPr>
+                          <pic:cNvPr id="0" name="47929f81b27b69a9.png"/>
+                          <pic:cNvPicPr/>
+                        </pic:nvPicPr>
+                        <pic:blipFill>
+                          <a:blip r:embed="rId41"/>
+                          <a:stretch>
+                            <a:fillRect/>
+                          </a:stretch>
+                        </pic:blipFill>
+                        <pic:spPr>
+                          <a:xfrm>
+                            <a:off x="0" y="0"/>
+                            <a:ext cx="405384" cy="118872"/>
+                          </a:xfrm>
+                          <a:prstGeom prst="rect"/>
+                        </pic:spPr>
+                      </pic:pic>
+                    </a:graphicData>
+                  </a:graphic>
+                </wp:inline>
+              </w:drawing>
+            </w:r>
+            <w:r>
+              <w:rPr>
+                <w:b w:val="0"/>
+                <w:i w:val="0"/>
+                <w:color w:val="1A1A1A"/>
+                <w:sz w:val="22"/>
+              </w:rPr>
+              <w:t>. A batch uses 10 gal of the third color. How many gallons is the whole batch?</w:t>
             </w:r>
           </w:p>
           <w:p>

--- a/a7/build/out/u5/A7 Unit 5 Multi-Step Proportional Relationships - Review.docx
+++ b/a7/build/out/u5/A7 Unit 5 Multi-Step Proportional Relationships - Review.docx
@@ -196,7 +196,7 @@
           <w:color w:val="6B6B6B"/>
           <w:sz w:val="19"/>
         </w:rPr>
-        <w:t>HOW TO USE THIS.   This review covers every learning target from the unit — more than the assessment does. Work it in parts. If you miss two or more in a part, that part is where to spend your study time. The reference sheet has everything you need for each part.</w:t>
+        <w:t>HOW TO USE THIS.   This review covers every learning target from the unit — more than the assessment does. Work it one section at a time. If you miss two or more in a section, that section is where to spend your study time. The reference sheet has everything you need for each section.</w:t>
       </w:r>
     </w:p>
     <w:p>
@@ -217,7 +217,7 @@
           <w:color w:val="1A1A1A"/>
           <w:sz w:val="24"/>
         </w:rPr>
-        <w:t>PART A.   Scale Drawings</w:t>
+        <w:t>Scale Drawings</w:t>
       </w:r>
       <w:r>
         <w:tab/>
@@ -229,7 +229,7 @@
           <w:color w:val="6B6B6B"/>
           <w:sz w:val="19"/>
         </w:rPr>
-        <w:t>Lesson 1   ·   5 questions</w:t>
+        <w:t>Lesson 5.01   ·   5 questions</w:t>
       </w:r>
     </w:p>
     <w:tbl>
@@ -839,7 +839,7 @@
           <w:color w:val="1A1A1A"/>
           <w:sz w:val="24"/>
         </w:rPr>
-        <w:t>PART B.   Scale Factor: Perimeter and Area</w:t>
+        <w:t>Scale Factor: Perimeter and Area</w:t>
       </w:r>
       <w:r>
         <w:tab/>
@@ -851,7 +851,7 @@
           <w:color w:val="6B6B6B"/>
           <w:sz w:val="19"/>
         </w:rPr>
-        <w:t>Lessons 2–3   ·   6 questions</w:t>
+        <w:t>Lessons 5.02–5.03   ·   6 questions</w:t>
       </w:r>
     </w:p>
     <w:tbl>
@@ -1658,7 +1658,7 @@
           <w:color w:val="1A1A1A"/>
           <w:sz w:val="24"/>
         </w:rPr>
-        <w:t>PART C.   Real-World Scale Drawings</w:t>
+        <w:t>Real-World Scale Drawings</w:t>
       </w:r>
       <w:r>
         <w:tab/>
@@ -1670,7 +1670,7 @@
           <w:color w:val="6B6B6B"/>
           <w:sz w:val="19"/>
         </w:rPr>
-        <w:t>Lesson 4   ·   4 questions</w:t>
+        <w:t>Lesson 5.04   ·   4 questions</w:t>
       </w:r>
     </w:p>
     <w:tbl>
@@ -2305,7 +2305,7 @@
           <w:color w:val="1A1A1A"/>
           <w:sz w:val="24"/>
         </w:rPr>
-        <w:t>PART D.   Converting Length Across Systems; Currency</w:t>
+        <w:t>Converting Length Across Systems; Currency</w:t>
       </w:r>
       <w:r>
         <w:tab/>
@@ -2317,7 +2317,7 @@
           <w:color w:val="6B6B6B"/>
           <w:sz w:val="19"/>
         </w:rPr>
-        <w:t>Lessons 6–7   ·   6 questions</w:t>
+        <w:t>Lessons 5.06–5.07   ·   6 questions</w:t>
       </w:r>
     </w:p>
     <w:tbl>
@@ -3165,7 +3165,7 @@
           <w:color w:val="1A1A1A"/>
           <w:sz w:val="24"/>
         </w:rPr>
-        <w:t>PART E.   Converting Mass, Area and Volume</w:t>
+        <w:t>Converting Mass, Area and Volume</w:t>
       </w:r>
       <w:r>
         <w:tab/>
@@ -3177,7 +3177,7 @@
           <w:color w:val="6B6B6B"/>
           <w:sz w:val="19"/>
         </w:rPr>
-        <w:t>Lessons 8–9   ·   5 questions</w:t>
+        <w:t>Lessons 5.08–5.09   ·   5 questions</w:t>
       </w:r>
     </w:p>
     <w:tbl>
@@ -4093,7 +4093,7 @@
           <w:color w:val="1A1A1A"/>
           <w:sz w:val="24"/>
         </w:rPr>
-        <w:t>PART F.   Multi-Step Proportion Problems</w:t>
+        <w:t>Multi-Step Proportion Problems</w:t>
       </w:r>
       <w:r>
         <w:tab/>
@@ -4105,7 +4105,7 @@
           <w:color w:val="6B6B6B"/>
           <w:sz w:val="19"/>
         </w:rPr>
-        <w:t>Lessons 10–11   ·   4 questions</w:t>
+        <w:t>Lessons 5.10–5.11   ·   4 questions</w:t>
       </w:r>
     </w:p>
     <w:tbl>
